--- a/docs/Dynamic-ISF-4-Data-Derived-Findings-2026-06-07.docx
+++ b/docs/Dynamic-ISF-4-Data-Derived-Findings-2026-06-07.docx
@@ -1024,25 +1024,37 @@
         <w:t xml:space="preserve"> </w:t>
       </w:r>
       <w:r>
-        <w:t xml:space="preserve">reported, and using four different constructions of the estimator. The ratio of</w:t>
-      </w:r>
-      <w:r>
-        <w:t xml:space="preserve"> </w:t>
-      </w:r>
-      <w:r>
-        <w:t xml:space="preserve">measured to entered sensitivity ranges from 0.30 to 0.92 with a median of 0.58,</w:t>
-      </w:r>
-      <w:r>
-        <w:t xml:space="preserve"> </w:t>
-      </w:r>
-      <w:r>
-        <w:t xml:space="preserve">and in fifteen estimates it does not once reach 1.0. The K = 145 against 355</w:t>
-      </w:r>
-      <w:r>
-        <w:t xml:space="preserve"> </w:t>
-      </w:r>
-      <w:r>
-        <w:t xml:space="preserve">reported here corresponds to a ratio of 0.41 and sits inside that range.</w:t>
+        <w:t xml:space="preserve">reported. The result does not carry over unchanged. Running the construction used</w:t>
+      </w:r>
+      <w:r>
+        <w:t xml:space="preserve"> </w:t>
+      </w:r>
+      <w:r>
+        <w:t xml:space="preserve">here, the fall over the horizon divided by insulin on board at the start, gives a</w:t>
+      </w:r>
+      <w:r>
+        <w:t xml:space="preserve"> </w:t>
+      </w:r>
+      <w:r>
+        <w:t xml:space="preserve">ratio of measured to entered sensitivity of 0.72 to 1.12 on those cohorts, and the</w:t>
+      </w:r>
+      <w:r>
+        <w:t xml:space="preserve"> </w:t>
+      </w:r>
+      <w:r>
+        <w:t xml:space="preserve">open-loop cohort exceeds its entered settings at six hours. Constructions that</w:t>
+      </w:r>
+      <w:r>
+        <w:t xml:space="preserve"> </w:t>
+      </w:r>
+      <w:r>
+        <w:t xml:space="preserve">instead divide by the action of all insulin above the programmed basal give 0.30</w:t>
+      </w:r>
+      <w:r>
+        <w:t xml:space="preserve"> </w:t>
+      </w:r>
+      <w:r>
+        <w:t xml:space="preserve">to 0.66 on the same records.</w:t>
       </w:r>
     </w:p>
     <w:p>
@@ -1050,13 +1062,43 @@
         <w:pStyle w:val="BodyText"/>
       </w:pPr>
       <w:r>
-        <w:t xml:space="preserve">So the finding is not a property of this cohort, of open-source systems, or of how</w:t>
-      </w:r>
-      <w:r>
-        <w:t xml:space="preserve"> </w:t>
-      </w:r>
-      <w:r>
-        <w:t xml:space="preserve">insulin on board was obtained. See Dynamic-ISF-7.</w:t>
+        <w:t xml:space="preserve">So the ratio of 0.41 reported here is not reproduced at that value on trial data,</w:t>
+      </w:r>
+      <w:r>
+        <w:t xml:space="preserve"> </w:t>
+      </w:r>
+      <w:r>
+        <w:t xml:space="preserve">and the spread between constructions on identical records is wider than the spread</w:t>
+      </w:r>
+      <w:r>
+        <w:t xml:space="preserve"> </w:t>
+      </w:r>
+      <w:r>
+        <w:t xml:space="preserve">between cohorts. Why the oref archive sits at 0.41 where trial data sits near 1.0</w:t>
+      </w:r>
+      <w:r>
+        <w:t xml:space="preserve"> </w:t>
+      </w:r>
+      <w:r>
+        <w:t xml:space="preserve">under the same construction is open, and is a question about these records rather</w:t>
+      </w:r>
+      <w:r>
+        <w:t xml:space="preserve"> </w:t>
+      </w:r>
+      <w:r>
+        <w:t xml:space="preserve">than about the method. The conclusions of Phases 5 and 6, that the measured level</w:t>
+      </w:r>
+      <w:r>
+        <w:t xml:space="preserve"> </w:t>
+      </w:r>
+      <w:r>
+        <w:t xml:space="preserve">is unsafe to dose to and that overnight does not de-bias it, are untouched by this:</w:t>
+      </w:r>
+      <w:r>
+        <w:t xml:space="preserve"> </w:t>
+      </w:r>
+      <w:r>
+        <w:t xml:space="preserve">they rest on outcomes rather than on the ratio. See Dynamic-ISF-7.</w:t>
       </w:r>
     </w:p>
     <w:bookmarkEnd w:id="16"/>

--- a/docs/Dynamic-ISF-4-Data-Derived-Findings-2026-06-07.docx
+++ b/docs/Dynamic-ISF-4-Data-Derived-Findings-2026-06-07.docx
@@ -1055,6 +1055,44 @@
       </w:r>
       <w:r>
         <w:t xml:space="preserve">to 0.66 on the same records.</w:t>
+      </w:r>
+    </w:p>
+    <w:p>
+      <w:pPr>
+        <w:pStyle w:val="BodyText"/>
+      </w:pPr>
+      <w:r>
+        <w:t xml:space="preserve">The 0.41 reported here does not survive re-examination on its own records either.</w:t>
+      </w:r>
+      <w:r>
+        <w:t xml:space="preserve"> </w:t>
+      </w:r>
+      <w:r>
+        <w:t xml:space="preserve">Its two anchors were fitted on different subsets, 114 people for the measured</w:t>
+      </w:r>
+      <w:r>
+        <w:t xml:space="preserve"> </w:t>
+      </w:r>
+      <w:r>
+        <w:t xml:space="preserve">constant and 138 for the entered one, and both were regression fits rather than</w:t>
+      </w:r>
+      <w:r>
+        <w:t xml:space="preserve"> </w:t>
+      </w:r>
+      <w:r>
+        <w:t xml:space="preserve">medians. Matched person by person across the same 112 records and taken as medians,</w:t>
+      </w:r>
+      <w:r>
+        <w:t xml:space="preserve"> </w:t>
+      </w:r>
+      <w:r>
+        <w:t xml:space="preserve">the constants are 207 and 333, a ratio of 0.62, and the median of per-person ratios</w:t>
+      </w:r>
+      <w:r>
+        <w:t xml:space="preserve"> </w:t>
+      </w:r>
+      <w:r>
+        <w:t xml:space="preserve">is 0.60. As a Walsh-style constant that is 1432 measured against 2219 entered.</w:t>
       </w:r>
     </w:p>
     <w:p>
